--- a/ScanRDI OOS P1 template.docx
+++ b/ScanRDI OOS P1 template.docx
@@ -1177,147 +1177,14 @@
             <w:tcW w:w="2503" w:type="dxa"/>
           </w:tcPr>
           <w:p>
-            <w:pPr>
-              <w:outlineLvl w:val="0"/>
-              <w:rPr>
-                <w:rFonts w:ascii="Times New Roman" w:hAnsi="Times New Roman"/>
-                <w:bCs/>
-                <w:sz w:val="22"/>
-                <w:szCs w:val="22"/>
-              </w:rPr>
-            </w:pPr>
-            <w:r>
-              <w:rPr>
-                <w:rFonts w:ascii="Times New Roman" w:hAnsi="Times New Roman"/>
-                <w:bCs/>
-                <w:sz w:val="22"/>
-                <w:szCs w:val="22"/>
-              </w:rPr>
+            <w:r>
               <w:t>SOP / Test Method #:</w:t>
-            </w:r>
-          </w:p>
-          <w:p>
-            <w:pPr>
-              <w:outlineLvl w:val="0"/>
-              <w:rPr>
-                <w:rFonts w:ascii="Times New Roman" w:hAnsi="Times New Roman"/>
-                <w:bCs/>
-                <w:sz w:val="22"/>
-                <w:szCs w:val="22"/>
-              </w:rPr>
-            </w:pPr>
-            <w:r>
-              <w:rPr>
-                <w:rFonts w:ascii="Times New Roman" w:hAnsi="Times New Roman"/>
-                <w:bCs/>
-                <w:sz w:val="22"/>
-                <w:szCs w:val="22"/>
-              </w:rPr>
-              <w:t>2.600.</w:t>
-            </w:r>
-            <w:r>
-              <w:rPr>
-                <w:rFonts w:ascii="Times New Roman" w:hAnsi="Times New Roman"/>
-                <w:bCs/>
-                <w:sz w:val="22"/>
-                <w:szCs w:val="22"/>
-              </w:rPr>
-              <w:t>0</w:t>
-            </w:r>
-            <w:r>
-              <w:rPr>
-                <w:rFonts w:ascii="Times New Roman" w:hAnsi="Times New Roman"/>
-                <w:bCs/>
-                <w:sz w:val="22"/>
-                <w:szCs w:val="22"/>
-              </w:rPr>
-              <w:t>23 (</w:t>
-            </w:r>
-            <w:r>
-              <w:rPr>
-                <w:rFonts w:ascii="Times New Roman" w:hAnsi="Times New Roman"/>
-                <w:bCs/>
-                <w:sz w:val="22"/>
-                <w:szCs w:val="22"/>
-              </w:rPr>
-              <w:t>10</w:t>
-            </w:r>
-            <w:r>
-              <w:rPr>
-                <w:rFonts w:ascii="Times New Roman" w:hAnsi="Times New Roman"/>
-                <w:bCs/>
-                <w:sz w:val="22"/>
-                <w:szCs w:val="22"/>
-              </w:rPr>
-              <w:t>)</w:t>
-            </w:r>
-          </w:p>
-          <w:p>
-            <w:pPr>
-              <w:outlineLvl w:val="0"/>
-              <w:rPr>
-                <w:rFonts w:ascii="Times New Roman" w:hAnsi="Times New Roman"/>
-                <w:bCs/>
-                <w:sz w:val="22"/>
-                <w:szCs w:val="22"/>
-              </w:rPr>
-            </w:pPr>
-            <w:r>
-              <w:rPr>
-                <w:rFonts w:ascii="Times New Roman" w:hAnsi="Times New Roman"/>
-                <w:bCs/>
-                <w:sz w:val="22"/>
-                <w:szCs w:val="22"/>
-              </w:rPr>
-              <w:t>2.700.0</w:t>
-            </w:r>
-            <w:r>
-              <w:rPr>
-                <w:rFonts w:ascii="Times New Roman" w:hAnsi="Times New Roman"/>
-                <w:bCs/>
-                <w:sz w:val="22"/>
-                <w:szCs w:val="22"/>
-              </w:rPr>
-              <w:t>0</w:t>
-            </w:r>
-            <w:r>
-              <w:rPr>
-                <w:rFonts w:ascii="Times New Roman" w:hAnsi="Times New Roman"/>
-                <w:bCs/>
-                <w:sz w:val="22"/>
-                <w:szCs w:val="22"/>
-              </w:rPr>
-              <w:t>4 (0</w:t>
-            </w:r>
-            <w:r>
-              <w:rPr>
-                <w:rFonts w:ascii="Times New Roman" w:hAnsi="Times New Roman"/>
-                <w:bCs/>
-                <w:sz w:val="22"/>
-                <w:szCs w:val="22"/>
-              </w:rPr>
-              <w:t>3</w:t>
-            </w:r>
-            <w:r>
-              <w:rPr>
-                <w:rFonts w:ascii="Times New Roman" w:hAnsi="Times New Roman"/>
-                <w:bCs/>
-                <w:sz w:val="22"/>
-                <w:szCs w:val="22"/>
-              </w:rPr>
-              <w:t>)</w:t>
-            </w:r>
-          </w:p>
-          <w:p>
-            <w:pPr>
-              <w:outlineLvl w:val="0"/>
-              <w:rPr>
-                <w:rFonts w:ascii="Times New Roman" w:hAnsi="Times New Roman"/>
-                <w:bCs/>
-                <w:sz w:val="22"/>
-                <w:szCs w:val="22"/>
-              </w:rPr>
-            </w:pPr>
+              <w:br/>
+              <w:t>MICRO-SOP-12 (16)</w:t>
+              <w:br/>
+              <w:t>ENG-SOP-4 (05)</w:t>
+              <w:br/>
+            </w:r>
           </w:p>
         </w:tc>
         <w:tc>
@@ -1326,63 +1193,12 @@
             <w:gridSpan w:val="5"/>
           </w:tcPr>
           <w:p>
-            <w:pPr>
-              <w:outlineLvl w:val="0"/>
-              <w:rPr>
-                <w:rFonts w:ascii="Times New Roman" w:hAnsi="Times New Roman"/>
-                <w:bCs/>
-                <w:sz w:val="22"/>
-                <w:szCs w:val="22"/>
-              </w:rPr>
-            </w:pPr>
-            <w:r>
-              <w:rPr>
-                <w:rFonts w:ascii="Times New Roman" w:hAnsi="Times New Roman"/>
-                <w:bCs/>
-                <w:sz w:val="22"/>
-                <w:szCs w:val="22"/>
-              </w:rPr>
+            <w:r>
               <w:t xml:space="preserve">Effective Date: </w:t>
-            </w:r>
-          </w:p>
-          <w:p>
-            <w:pPr>
-              <w:outlineLvl w:val="0"/>
-              <w:rPr>
-                <w:rFonts w:ascii="Times New Roman" w:hAnsi="Times New Roman"/>
-                <w:bCs/>
-                <w:sz w:val="22"/>
-                <w:szCs w:val="22"/>
-              </w:rPr>
-            </w:pPr>
-            <w:r>
-              <w:rPr>
-                <w:rFonts w:ascii="Times New Roman" w:hAnsi="Times New Roman"/>
-                <w:bCs/>
-                <w:sz w:val="22"/>
-                <w:szCs w:val="22"/>
-              </w:rPr>
-              <w:t>07Apr25</w:t>
-            </w:r>
-          </w:p>
-          <w:p>
-            <w:pPr>
-              <w:outlineLvl w:val="0"/>
-              <w:rPr>
-                <w:rFonts w:ascii="Times New Roman" w:hAnsi="Times New Roman"/>
-                <w:bCs/>
-                <w:sz w:val="22"/>
-                <w:szCs w:val="22"/>
-              </w:rPr>
-            </w:pPr>
-            <w:r>
-              <w:rPr>
-                <w:rFonts w:ascii="Times New Roman" w:hAnsi="Times New Roman"/>
-                <w:bCs/>
-                <w:sz w:val="22"/>
-                <w:szCs w:val="22"/>
-              </w:rPr>
-              <w:t>02Jan23</w:t>
+              <w:br/>
+              <w:t>24Jul26</w:t>
+              <w:br/>
+              <w:t>24Jul26</w:t>
             </w:r>
           </w:p>
         </w:tc>
@@ -1392,67 +1208,12 @@
             <w:gridSpan w:val="2"/>
           </w:tcPr>
           <w:p>
-            <w:pPr>
-              <w:outlineLvl w:val="0"/>
-              <w:rPr>
-                <w:rFonts w:ascii="Times New Roman" w:hAnsi="Times New Roman"/>
-                <w:bCs/>
-                <w:noProof/>
-                <w:sz w:val="22"/>
-                <w:szCs w:val="22"/>
-              </w:rPr>
-            </w:pPr>
-            <w:r>
-              <w:rPr>
-                <w:rFonts w:ascii="Times New Roman" w:hAnsi="Times New Roman"/>
-                <w:bCs/>
-                <w:noProof/>
-                <w:sz w:val="22"/>
-                <w:szCs w:val="22"/>
-              </w:rPr>
+            <w:r>
               <w:t xml:space="preserve">SOP / Test Method Rev: </w:t>
-            </w:r>
-            <w:r>
-              <w:rPr>
-                <w:rFonts w:ascii="Times New Roman" w:hAnsi="Times New Roman"/>
-                <w:bCs/>
-                <w:noProof/>
-                <w:sz w:val="22"/>
-                <w:szCs w:val="22"/>
-              </w:rPr>
-              <w:t>10</w:t>
-            </w:r>
-          </w:p>
-          <w:p>
-            <w:pPr>
-              <w:outlineLvl w:val="0"/>
-              <w:rPr>
-                <w:rFonts w:ascii="Times New Roman" w:hAnsi="Times New Roman"/>
-                <w:bCs/>
-                <w:noProof/>
-                <w:sz w:val="22"/>
-                <w:szCs w:val="22"/>
-              </w:rPr>
-            </w:pPr>
-            <w:r>
-              <w:rPr>
-                <w:rFonts w:ascii="Times New Roman" w:hAnsi="Times New Roman"/>
-                <w:bCs/>
-                <w:noProof/>
-                <w:sz w:val="22"/>
-                <w:szCs w:val="22"/>
-              </w:rPr>
-              <w:t>Rev: 0</w:t>
-            </w:r>
-            <w:r>
-              <w:rPr>
-                <w:rFonts w:ascii="Times New Roman" w:hAnsi="Times New Roman"/>
-                <w:bCs/>
-                <w:noProof/>
-                <w:sz w:val="22"/>
-                <w:szCs w:val="22"/>
-              </w:rPr>
-              <w:t>3</w:t>
+              <w:br/>
+              <w:t>Rev: 16</w:t>
+              <w:br/>
+              <w:t>Rev: 05</w:t>
             </w:r>
           </w:p>
         </w:tc>
@@ -2704,79 +2465,8 @@
             <w:shd w:val="clear" w:color="auto" w:fill="FFFFFF" w:themeFill="background1"/>
           </w:tcPr>
           <w:p>
-            <w:pPr>
-              <w:jc w:val="center"/>
-              <w:outlineLvl w:val="0"/>
-              <w:rPr>
-                <w:rFonts w:ascii="Times New Roman" w:hAnsi="Times New Roman"/>
-                <w:bCs/>
-                <w:sz w:val="22"/>
-                <w:szCs w:val="22"/>
-              </w:rPr>
-            </w:pPr>
-            <w:r>
-              <w:rPr>
-                <w:rFonts w:ascii="Times New Roman" w:hAnsi="Times New Roman"/>
-                <w:sz w:val="22"/>
-                <w:szCs w:val="22"/>
-              </w:rPr>
-              <w:t xml:space="preserve">Yes, as per SOP </w:t>
-            </w:r>
-            <w:r>
-              <w:rPr>
-                <w:rFonts w:ascii="Times New Roman" w:hAnsi="Times New Roman"/>
-                <w:sz w:val="22"/>
-                <w:szCs w:val="22"/>
-              </w:rPr>
-              <w:t>2.600.</w:t>
-            </w:r>
-            <w:r>
-              <w:rPr>
-                <w:rFonts w:ascii="Times New Roman" w:hAnsi="Times New Roman"/>
-                <w:sz w:val="22"/>
-                <w:szCs w:val="22"/>
-              </w:rPr>
-              <w:t>0</w:t>
-            </w:r>
-            <w:r>
-              <w:rPr>
-                <w:rFonts w:ascii="Times New Roman" w:hAnsi="Times New Roman"/>
-                <w:sz w:val="22"/>
-                <w:szCs w:val="22"/>
-              </w:rPr>
-              <w:t>23</w:t>
-            </w:r>
-            <w:r>
-              <w:rPr>
-                <w:rFonts w:ascii="Times New Roman" w:hAnsi="Times New Roman"/>
-                <w:sz w:val="22"/>
-                <w:szCs w:val="22"/>
-              </w:rPr>
-              <w:t xml:space="preserve">, </w:t>
-            </w:r>
-            <w:r>
-              <w:rPr>
-                <w:rFonts w:ascii="Times New Roman" w:hAnsi="Times New Roman"/>
-                <w:sz w:val="22"/>
-                <w:szCs w:val="22"/>
-              </w:rPr>
-              <w:t>2.700.0</w:t>
-            </w:r>
-            <w:r>
-              <w:rPr>
-                <w:rFonts w:ascii="Times New Roman" w:hAnsi="Times New Roman"/>
-                <w:sz w:val="22"/>
-                <w:szCs w:val="22"/>
-              </w:rPr>
-              <w:t>0</w:t>
-            </w:r>
-            <w:r>
-              <w:rPr>
-                <w:rFonts w:ascii="Times New Roman" w:hAnsi="Times New Roman"/>
-                <w:sz w:val="22"/>
-                <w:szCs w:val="22"/>
-              </w:rPr>
-              <w:t>4</w:t>
+            <w:r>
+              <w:t>Yes, as per MICRO-SOP-12, ENG-SOP-4</w:t>
             </w:r>
           </w:p>
         </w:tc>
@@ -3015,23 +2705,8 @@
             <w:shd w:val="clear" w:color="auto" w:fill="FFFFFF" w:themeFill="background1"/>
           </w:tcPr>
           <w:p>
-            <w:pPr>
-              <w:jc w:val="center"/>
-              <w:outlineLvl w:val="0"/>
-              <w:rPr>
-                <w:rFonts w:ascii="Times New Roman" w:hAnsi="Times New Roman"/>
-                <w:b/>
-                <w:sz w:val="22"/>
-                <w:szCs w:val="22"/>
-              </w:rPr>
-            </w:pPr>
-            <w:r>
-              <w:rPr>
-                <w:rFonts w:ascii="Times New Roman" w:hAnsi="Times New Roman"/>
-                <w:sz w:val="22"/>
-                <w:szCs w:val="22"/>
-              </w:rPr>
-              <w:t>Yes, as per SOP 2.600.023, 2.700.004</w:t>
+            <w:r>
+              <w:t>Yes, as per MICRO-SOP-12, ENG-SOP-4</w:t>
             </w:r>
           </w:p>
         </w:tc>

--- a/ScanRDI OOS P1 template.docx
+++ b/ScanRDI OOS P1 template.docx
@@ -12049,11 +12049,9 @@
             <w:r>
               <w:rPr>
                 <w:rFonts w:ascii="Times New Roman" w:hAnsi="Times New Roman"/>
-                <w:color w:val="000000" w:themeColor="text1"/>
-                <w:sz w:val="14"/>
-                <w:szCs w:val="14"/>
-              </w:rPr>
-              <w:t>None</w:t>
+                <w:sz w:val="14"/>
+              </w:rPr>
+              <w:t>{{ note_pers }}</w:t>
             </w:r>
           </w:p>
         </w:tc>
@@ -12091,102 +12089,9 @@
               <w:rPr>
                 <w:rFonts w:ascii="Times New Roman" w:hAnsi="Times New Roman"/>
                 <w:b/>
-                <w:bCs/>
-                <w:color w:val="000000" w:themeColor="text1"/>
-                <w:sz w:val="14"/>
-                <w:szCs w:val="14"/>
-              </w:rPr>
-              <w:t xml:space="preserve">Biological Safety Cabinet EM Bracketing Biological Safety Cabinet (BSC) </w:t>
-            </w:r>
-            <w:r>
-              <w:rPr>
-                <w:rFonts w:ascii="Times New Roman" w:hAnsi="Times New Roman"/>
-                <w:b/>
-                <w:bCs/>
-                <w:color w:val="000000" w:themeColor="text1"/>
-                <w:sz w:val="14"/>
-                <w:szCs w:val="14"/>
-              </w:rPr>
-              <w:t>E00</w:t>
-            </w:r>
-            <w:r>
-              <w:rPr>
-                <w:rFonts w:ascii="Times New Roman" w:hAnsi="Times New Roman"/>
-                <w:b/>
-                <w:bCs/>
-                <w:color w:val="000000" w:themeColor="text1"/>
-                <w:sz w:val="14"/>
-                <w:szCs w:val="14"/>
-              </w:rPr>
-              <w:t>{{ bsc_id }}</w:t>
-            </w:r>
-            <w:r>
-              <w:rPr>
-                <w:rFonts w:ascii="Times New Roman" w:hAnsi="Times New Roman"/>
-                <w:b/>
-                <w:bCs/>
-                <w:color w:val="000000" w:themeColor="text1"/>
-                <w:sz w:val="14"/>
-                <w:szCs w:val="14"/>
-              </w:rPr>
-              <w:t xml:space="preserve"> and E00</w:t>
-            </w:r>
-            <w:r>
-              <w:rPr>
-                <w:rFonts w:ascii="Times New Roman" w:hAnsi="Times New Roman"/>
-                <w:b/>
-                <w:bCs/>
-                <w:color w:val="000000" w:themeColor="text1"/>
-                <w:sz w:val="14"/>
-                <w:szCs w:val="14"/>
-              </w:rPr>
-              <w:t xml:space="preserve">{{ </w:t>
-            </w:r>
-            <w:r>
-              <w:rPr>
-                <w:rFonts w:ascii="Times New Roman" w:hAnsi="Times New Roman"/>
-                <w:b/>
-                <w:bCs/>
-                <w:color w:val="000000" w:themeColor="text1"/>
-                <w:sz w:val="14"/>
-                <w:szCs w:val="14"/>
-              </w:rPr>
-              <w:t>chgbsc_id</w:t>
-            </w:r>
-            <w:r>
-              <w:rPr>
-                <w:rFonts w:ascii="Times New Roman" w:hAnsi="Times New Roman"/>
-                <w:b/>
-                <w:bCs/>
-                <w:color w:val="000000" w:themeColor="text1"/>
-                <w:sz w:val="14"/>
-                <w:szCs w:val="14"/>
-              </w:rPr>
-              <w:t xml:space="preserve"> }}</w:t>
-            </w:r>
-            <w:r>
-              <w:rPr>
-                <w:rFonts w:ascii="Times New Roman" w:eastAsiaTheme="minorEastAsia" w:hAnsi="Times New Roman"/>
-                <w:b/>
-                <w:bCs/>
-                <w:color w:val="000000" w:themeColor="text1"/>
-                <w:sz w:val="14"/>
-                <w:szCs w:val="14"/>
-                <w:lang w:eastAsia="zh-CN"/>
-              </w:rPr>
-              <w:t xml:space="preserve"> on </w:t>
-            </w:r>
-            <w:r>
-              <w:rPr>
-                <w:rFonts w:ascii="Times New Roman" w:eastAsiaTheme="minorEastAsia" w:hAnsi="Times New Roman"/>
-                <w:b/>
-                <w:bCs/>
-                <w:color w:val="000000" w:themeColor="text1"/>
-                <w:sz w:val="14"/>
-                <w:szCs w:val="14"/>
-                <w:lang w:eastAsia="zh-CN"/>
-              </w:rPr>
-              <w:t>{{ test_date }}</w:t>
+                <w:sz w:val="14"/>
+              </w:rPr>
+              <w:t>{{ smart_bsc_bracketing_header }}</w:t>
             </w:r>
           </w:p>
         </w:tc>
@@ -12569,12 +12474,10 @@
             </w:pPr>
             <w:r>
               <w:rPr>
-                <w:rFonts w:ascii="Times New Roman" w:eastAsiaTheme="minorEastAsia" w:hAnsi="Times New Roman" w:cstheme="minorBidi"/>
-                <w:color w:val="000000" w:themeColor="text1"/>
-                <w:sz w:val="14"/>
-                <w:szCs w:val="14"/>
-              </w:rPr>
-              <w:t>None</w:t>
+                <w:rFonts w:ascii="Times New Roman" w:hAnsi="Times New Roman"/>
+                <w:sz w:val="14"/>
+              </w:rPr>
+              <w:t>{{ note_surf }}</w:t>
             </w:r>
           </w:p>
         </w:tc>
@@ -12990,12 +12893,10 @@
             </w:pPr>
             <w:r>
               <w:rPr>
-                <w:rFonts w:ascii="Times New Roman" w:eastAsiaTheme="minorEastAsia" w:hAnsi="Times New Roman" w:cstheme="minorBidi"/>
-                <w:color w:val="000000" w:themeColor="text1"/>
-                <w:sz w:val="14"/>
-                <w:szCs w:val="14"/>
-              </w:rPr>
-              <w:t>None</w:t>
+                <w:rFonts w:ascii="Times New Roman" w:hAnsi="Times New Roman"/>
+                <w:sz w:val="14"/>
+              </w:rPr>
+              <w:t>{{ note_surf_chg }}</w:t>
             </w:r>
           </w:p>
         </w:tc>
@@ -13351,12 +13252,10 @@
             </w:pPr>
             <w:r>
               <w:rPr>
-                <w:rFonts w:ascii="Times New Roman" w:eastAsiaTheme="minorEastAsia" w:hAnsi="Times New Roman" w:cstheme="minorBidi"/>
-                <w:color w:val="000000" w:themeColor="text1"/>
-                <w:sz w:val="14"/>
-                <w:szCs w:val="14"/>
-              </w:rPr>
-              <w:t>None</w:t>
+                <w:rFonts w:ascii="Times New Roman" w:hAnsi="Times New Roman"/>
+                <w:sz w:val="14"/>
+              </w:rPr>
+              <w:t>{{ note_sett }}</w:t>
             </w:r>
           </w:p>
         </w:tc>
@@ -13745,12 +13644,10 @@
             </w:pPr>
             <w:r>
               <w:rPr>
-                <w:rFonts w:ascii="Times New Roman" w:eastAsiaTheme="minorEastAsia" w:hAnsi="Times New Roman" w:cstheme="minorBidi"/>
-                <w:color w:val="000000" w:themeColor="text1"/>
-                <w:sz w:val="14"/>
-                <w:szCs w:val="14"/>
-              </w:rPr>
-              <w:t>None</w:t>
+                <w:rFonts w:ascii="Times New Roman" w:hAnsi="Times New Roman"/>
+                <w:sz w:val="14"/>
+              </w:rPr>
+              <w:t>{{ note_sett_chg }}</w:t>
             </w:r>
           </w:p>
         </w:tc>
@@ -14334,11 +14231,9 @@
             <w:r>
               <w:rPr>
                 <w:rFonts w:ascii="Times New Roman" w:hAnsi="Times New Roman"/>
-                <w:color w:val="000000" w:themeColor="text1"/>
-                <w:sz w:val="14"/>
-                <w:szCs w:val="14"/>
-              </w:rPr>
-              <w:t>None</w:t>
+                <w:sz w:val="14"/>
+              </w:rPr>
+              <w:t>{{ note_air }}</w:t>
             </w:r>
           </w:p>
         </w:tc>
@@ -14673,11 +14568,9 @@
             <w:r>
               <w:rPr>
                 <w:rFonts w:ascii="Times New Roman" w:hAnsi="Times New Roman"/>
-                <w:color w:val="000000" w:themeColor="text1"/>
-                <w:sz w:val="14"/>
-                <w:szCs w:val="14"/>
-              </w:rPr>
-              <w:t>None</w:t>
+                <w:sz w:val="14"/>
+              </w:rPr>
+              <w:t>{{ note_room }}</w:t>
             </w:r>
           </w:p>
         </w:tc>

--- a/ScanRDI OOS P1 template.docx
+++ b/ScanRDI OOS P1 template.docx
@@ -11289,17 +11289,17 @@
         <w:gridCol w:w="1223"/>
         <w:gridCol w:w="27"/>
         <w:gridCol w:w="810"/>
-        <w:gridCol w:w="900"/>
         <w:gridCol w:w="709"/>
+        <w:gridCol w:w="630"/>
         <w:gridCol w:w="11"/>
-        <w:gridCol w:w="720"/>
-        <w:gridCol w:w="810"/>
-        <w:gridCol w:w="1260"/>
+        <w:gridCol w:w="504"/>
+        <w:gridCol w:w="551"/>
+        <w:gridCol w:w="1181"/>
         <w:gridCol w:w="90"/>
-        <w:gridCol w:w="1260"/>
+        <w:gridCol w:w="1181"/>
         <w:gridCol w:w="90"/>
-        <w:gridCol w:w="1260"/>
-        <w:gridCol w:w="615"/>
+        <w:gridCol w:w="1181"/>
+        <w:gridCol w:w="1597"/>
       </w:tblGrid>
       <w:tr>
         <w:trPr>
